--- a/report_thesis/Viva_Preparation_Document.docx
+++ b/report_thesis/Viva_Preparation_Document.docx
@@ -68,7 +68,7 @@
         <w:br/>
         <w:t>- Tree-based models (Random Forest, XGBoost, LightGBM) are widely deployed because they work well on tabular data, but they have no inherent adversarial robustness.</w:t>
         <w:br/>
-        <w:t>- A tiny perturbation (epsilon = 0.01, or 1% of a feature's standard deviation) drops XGBoost accuracy from 93.70% to 18.38% under FGSM and to 12.42% under PGD.</w:t>
+        <w:t>- A tiny perturbation (epsilon = 0.01, or 1% of a feature's standard deviation) drops XGBoost accuracy from 93.70% to 18.28% under FGSM and to 12.73% under PGD.</w:t>
         <w:br/>
         <w:t>- The healthcare domain has unique constraints: false negatives (missing an attack) and false positives (unnecessary alarms) both have serious consequences.</w:t>
         <w:br/>
@@ -119,10 +119,10 @@
         <w:t>1. A complete, open-source pipeline for adversarial ML research on tabular network data (src/, scripts/, configs/) that researchers can reproduce and extend.</w:t>
         <w:br/>
         <w:br/>
-        <w:t>2. Empirical evidence that evasion attacks are devastating on IoMT data — even at epsilon = 0.01, FGSM renders XGBoost effectively useless (18.38% accuracy).</w:t>
-        <w:br/>
-        <w:br/>
-        <w:t>3. A systematic comparison of four defenses on a multi-class (51-class) IoMT dataset. Key finding: adversarial training provides the most balanced robustness (clean acc 61.34%, robust acc up to 38.03% at epsilon = 0.1), while ensemble methods (clean acc 84.95%) collapse under attack (8.27% at epsilon = 0.01).</w:t>
+        <w:t>2. Empirical evidence that evasion attacks are devastating on IoMT data — even at epsilon = 0.01, FGSM renders XGBoost effectively useless (18.28% accuracy).</w:t>
+        <w:br/>
+        <w:br/>
+        <w:t>3. A systematic comparison of four defenses on a multi-class (51-class) IoMT dataset. Key finding: adversarial training provides the most balanced robustness (clean acc 65.69%, robust acc up to 36.53% at epsilon = 0.1), while ensemble methods (clean acc 84.95%) collapse under attack (8.38% at epsilon = 0.01).</w:t>
         <w:br/>
         <w:br/>
         <w:t>4. Practical recommendations: for IoMT intrusion detection, adversarial training with moderate epsilon is the most viable single-defense approach, but no defense is sufficient alone — a layered strategy is needed.</w:t>
@@ -326,7 +326,7 @@
         <w:t>- PGD: Same gradient approximation, but iteratively with random restarts and projection onto the epsilon-ball. The randomisation helps escape flat regions of the decision boundary.</w:t>
         <w:br/>
         <w:br/>
-        <w:t>Limitation: This approximation is heuristic. True gradient-based attacks (like those used on neural networks) are not possible. However, the empirical results show that even this heuristic attack is devastating — witness XGBoost dropping from 93.70% to 18.38% — suggesting the approximation is effective enough for practical evaluation.</w:t>
+        <w:t>Limitation: This approximation is heuristic. True gradient-based attacks (like those used on neural networks) are not possible. However, the empirical results show that even this heuristic attack is devastating — witness XGBoost dropping from 93.70% to 18.28% — suggesting the approximation is effective enough for practical evaluation.</w:t>
         <w:br/>
         <w:br/>
         <w:t>Alternative approaches in literature: Chen et al. (2019) proposed the "Fast Feature Square Attack" for trees, and Papernot et al. (2016) introduced the "Jacobian-based Saliency Map Attack" (JSMA) which can be applied to any classifier.</w:t>
@@ -337,7 +337,7 @@
         <w:pStyle w:val="Heading2"/>
       </w:pPr>
       <w:r>
-        <w:t>Q12: Why does adversarial training hurt clean accuracy so much (93.70% to 61.34%)?</w:t>
+        <w:t>Q12: Why does adversarial training hurt clean accuracy so much (93.70% to 65.69%)?</w:t>
       </w:r>
     </w:p>
     <w:p>
@@ -351,7 +351,7 @@
         <w:t>2. Tsipras et al. (2019) proved theoretically that there exist tasks where robustness and accuracy are inherently conflicting — a model cannot simultaneously achieve both.</w:t>
         <w:br/>
         <w:br/>
-        <w:t>3. Practical Implication: In an IoMT context, the tradeoff may be acceptable. 61.34% clean accuracy is lower, but at epsilon=0.1, the adversarially trained model achieves 38.03% accuracy versus 16.32% for the undefended model. If the attack scenario is realistic, the lower clean accuracy is the price of guaranteed minimum performance.</w:t>
+        <w:t>3. Practical Implication: In an IoMT context, the tradeoff may be acceptable. 65.69% clean accuracy is lower, but at epsilon=0.1, the adversarially trained model achieves 36.53% accuracy versus 16.27% for the undefended model. If the attack scenario is realistic, the lower clean accuracy is the price of guaranteed minimum performance.</w:t>
       </w:r>
     </w:p>
     <w:p>
@@ -359,7 +359,7 @@
         <w:pStyle w:val="Heading2"/>
       </w:pPr>
       <w:r>
-        <w:t>Q13: Why does the ensemble (84.95% clean) collapse so badly under attack (8.27% at eps=0.01)?</w:t>
+        <w:t>Q13: Why does the ensemble (84.95% clean) collapse so badly under attack (8.38% at eps=0.01)?</w:t>
       </w:r>
     </w:p>
     <w:p>
@@ -372,7 +372,7 @@
         <w:t>1. Transferability: Adversarial examples transfer across models. An example crafted to fool XGBoost often also fools RF and LightGBM because all three are trained on the same data and learn similar decision boundaries.</w:t>
         <w:br/>
         <w:br/>
-        <w:t>2. Majority Collapse: With soft voting, if two of three models are fooled, the ensemble prediction shifts. With three models and no diversity in vulnerability patterns, the ensemble provides false confidence.</w:t>
+        <w:t>2. Majority Collapse: With soft voting, if two of three models are fooled (as happens at eps=0.01), the ensemble prediction shifts. With three models and no diversity in vulnerability patterns, the ensemble provides false confidence.</w:t>
         <w:br/>
         <w:br/>
         <w:t>3. Key Insight: For ensemble defenses to work, the constituent models must be diverse in their learning dynamics (e.g., a tree + a neural network + a linear model). Using three tree-based variants does not provide meaningful diversity.</w:t>
@@ -441,10 +441,10 @@
         <w:t>For healthcare CISOs and IoMT security engineers:</w:t>
         <w:br/>
         <w:br/>
-        <w:t>1. Do not deploy ML-based IoMT intrusion detection without adversarial testing. A 93.70% accurate model can be reduced to 18.38% with imperceptible perturbations.</w:t>
-        <w:br/>
-        <w:br/>
-        <w:t>2. Use adversarial training as a baseline defense. It is not perfect (61.34% clean, 38.03% robust at eps=0.1), but it is the most balanced single-defense option.</w:t>
+        <w:t>1. Do not deploy ML-based IoMT intrusion detection without adversarial testing. A 93.70% accurate model can be reduced to 18.28% with imperceptible perturbations.</w:t>
+        <w:br/>
+        <w:br/>
+        <w:t>2. Use adversarial training as a baseline defense. It is not perfect (65.69% clean, 36.53% robust at eps=0.1), but it is the most balanced single-defense option.</w:t>
         <w:br/>
         <w:br/>
         <w:t>3. Do not rely on tree-only ensembles for robustness. They give false confidence.</w:t>
@@ -586,10 +586,10 @@
         <w:t>The F1 score is the harmonic mean of precision and recall. For multi-class, I use "weighted" averaging:</w:t>
         <w:br/>
         <w:br/>
-        <w:t>F1_weighted = sum_over_classes(support_c × F1_c) / total_support</w:t>
-        <w:br/>
-        <w:br/>
-        <w:t>where support_c is the number of true instances of class c.</w:t>
+        <w:t>F1(w) = sum_over_classes(support(c) × F1(c)) / total_support</w:t>
+        <w:br/>
+        <w:br/>
+        <w:t>where support(c) is the number of true instances of class c.</w:t>
         <w:br/>
         <w:br/>
         <w:t>This means:</w:t>
@@ -648,7 +648,7 @@
         <w:br/>
         <w:t>How defenses affect them:</w:t>
         <w:br/>
-        <w:t>- Adversarial Training: Reduces Type II errors under attack (better robustness) but increases Type I errors on clean data (lower clean accuracy, more false alarms).</w:t>
+        <w:t>- Adversarial Training: Reduces Type II errors under attack (better robustness) but increases Type I errors on clean data (clean accuracy drops from 93.70% to 65.69%, more false alarms).</w:t>
         <w:br/>
         <w:t>- Feature Selection: Increases both Type I and Type II errors because reducing features from ~80 to 20 loses too much information for 51-class discrimination.</w:t>
         <w:br/>
@@ -896,7 +896,7 @@
         <w:br/>
         <w:t xml:space="preserve">   delta = epsilon × sign(dL/dx)</w:t>
         <w:br/>
-        <w:t xml:space="preserve">   For tree models: delta_i = epsilon × sigma_i × sign(importance_i × delta_conf)</w:t>
+        <w:t xml:space="preserve">   For tree models: delta(i) = epsilon × sigma(i) × sign(importance(i) × delta_conf)</w:t>
         <w:br/>
         <w:br/>
         <w:t>2. PGD Iteration:</w:t>
@@ -906,12 +906,12 @@
         <w:br/>
         <w:t>3. F1 Score (per class):</w:t>
         <w:br/>
-        <w:t xml:space="preserve">   F1_c = 2 × precision_c × recall_c / (precision_c + recall_c)</w:t>
+        <w:t xml:space="preserve">   F1(c) = 2 × precision(c) × recall(c) / (precision(c) + recall(c))</w:t>
         <w:br/>
         <w:br/>
         <w:t>4. F1 Weighted:</w:t>
         <w:br/>
-        <w:t xml:space="preserve">   F1_weighted = sum_c (support_c × F1_c) / sum_c support_c</w:t>
+        <w:t xml:space="preserve">   F1(w) = sum_c (support(c) × F1(c)) / sum_c support(c)</w:t>
         <w:br/>
         <w:br/>
         <w:t>5. Standard Scaler:</w:t>
@@ -931,7 +931,7 @@
         <w:t xml:space="preserve">   where z = 1.96 for 95% confidence</w:t>
         <w:br/>
         <w:br/>
-        <w:t>8. Stratified Split: Each class c maintains proportion p_c across all sets.</w:t>
+        <w:t>8. Stratified Split: Each class c maintains proportion p(c) across all sets.</w:t>
       </w:r>
     </w:p>
     <w:sectPr>
